--- a/Clincal_CV/NSF/2_Current_and_Pending/NSF_Current_and_Pending_Worksheet.docx
+++ b/Clincal_CV/NSF/2_Current_and_Pending/NSF_Current_and_Pending_Worksheet.docx
@@ -113,7 +113,27 @@
           <w:rFonts w:ascii="Times New Roman" w:hAnsi="Times New Roman" w:cs="Times New Roman" w:eastAsia="Times New Roman"/>
           <w:sz w:val="22"/>
         </w:rPr>
-        <w:t xml:space="preserve"> marks anything that could not be verified from a public source and must come from Brian or a sponsored-projects office before it is entered. The companion README.md lists the exact questions to ask the UNC and UCSD offices and where each answer goes.</w:t>
+        <w:t xml:space="preserve"> marks anything that could not be verified from a public source and must come from Brian or the UCSD sponsored-projects office before it is entered. The companion README.md lists the open questions and where each answer goes.</w:t>
+      </w:r>
+    </w:p>
+    <w:p>
+      <w:pPr>
+        <w:spacing w:after="120" w:before="0"/>
+      </w:pPr>
+      <w:r>
+        <w:rPr>
+          <w:rFonts w:ascii="Times New Roman" w:hAnsi="Times New Roman" w:cs="Times New Roman" w:eastAsia="Times New Roman"/>
+          <w:b/>
+          <w:sz w:val="22"/>
+        </w:rPr>
+        <w:t xml:space="preserve">Status change, 10/27/2026. </w:t>
+      </w:r>
+      <w:r>
+        <w:rPr>
+          <w:rFonts w:ascii="Times New Roman" w:hAnsi="Times New Roman" w:cs="Times New Roman" w:eastAsia="Times New Roman"/>
+          <w:sz w:val="22"/>
+        </w:rPr>
+        <w:t>The AHRQ R18 HS029474 on which Brian was a Co-Investigator (2024 - 2025) is no longer current support: his role ended with the 2025 move to UC San Diego and, in his words, "the grant funding has been withdrawn ... as of this year" (2026). It is not entered in SciENcv; see "Closed awards" below, where the public-record citations are kept so the history stays traceable. The only entry to create is the Pending block for this NSF proposal, plus any other support Brian confirms.</w:t>
       </w:r>
     </w:p>
     <w:p>
@@ -762,22 +782,6 @@
     </w:p>
     <w:p>
       <w:pPr>
-        <w:pStyle w:val="Heading2"/>
-        <w:keepNext/>
-        <w:spacing w:before="200" w:after="80"/>
-      </w:pPr>
-      <w:r>
-        <w:rPr>
-          <w:rFonts w:ascii="Times New Roman" w:hAnsi="Times New Roman" w:cs="Times New Roman" w:eastAsia="Times New Roman"/>
-          <w:b/>
-          <w:color w:val="000000"/>
-          <w:sz w:val="24"/>
-        </w:rPr>
-        <w:t>Entry A - CURRENT: AHRQ R18 HS029474 (UNC Chapel Hill; Mazur / Marks)</w:t>
-      </w:r>
-    </w:p>
-    <w:p>
-      <w:pPr>
         <w:spacing w:after="120" w:before="0"/>
       </w:pPr>
       <w:r>
@@ -786,1169 +790,14 @@
           <w:b/>
           <w:sz w:val="22"/>
         </w:rPr>
-        <w:t xml:space="preserve">What the public record shows. </w:t>
+        <w:t xml:space="preserve">Former Entry A - AHRQ R18 HS029474: not entered. </w:t>
       </w:r>
       <w:r>
         <w:rPr>
           <w:rFonts w:ascii="Times New Roman" w:hAnsi="Times New Roman" w:cs="Times New Roman" w:eastAsia="Times New Roman"/>
           <w:sz w:val="22"/>
         </w:rPr>
-        <w:t xml:space="preserve">The CV and NIH biosketch list this as a 2024 "R-01, Co-Investigator" under "AHRQ Health Services Research Projects: Examining the Impact of Artificial Intelligence on Healthcare Safety". NIH RePORTER and AHRQ's own project listing show the Mazur/Marks award is an </w:t>
-      </w:r>
-      <w:r>
-        <w:rPr>
-          <w:rFonts w:ascii="Times New Roman" w:hAnsi="Times New Roman" w:cs="Times New Roman" w:eastAsia="Times New Roman"/>
-          <w:b/>
-          <w:sz w:val="22"/>
-        </w:rPr>
-        <w:t>R18</w:t>
-      </w:r>
-      <w:r>
-        <w:rPr>
-          <w:rFonts w:ascii="Times New Roman" w:hAnsi="Times New Roman" w:cs="Times New Roman" w:eastAsia="Times New Roman"/>
-          <w:sz w:val="22"/>
-        </w:rPr>
-        <w:t xml:space="preserve"> (Research Demonstration and Dissemination Project), number </w:t>
-      </w:r>
-      <w:r>
-        <w:rPr>
-          <w:rFonts w:ascii="Times New Roman" w:hAnsi="Times New Roman" w:cs="Times New Roman" w:eastAsia="Times New Roman"/>
-          <w:b/>
-          <w:sz w:val="22"/>
-        </w:rPr>
-        <w:t>R18 HS029474</w:t>
-      </w:r>
-      <w:r>
-        <w:rPr>
-          <w:rFonts w:ascii="Times New Roman" w:hAnsi="Times New Roman" w:cs="Times New Roman" w:eastAsia="Times New Roman"/>
-          <w:sz w:val="22"/>
-        </w:rPr>
-        <w:t>, awarded 03/28/2024 under PA-21-267 "Making Health Care Safer in Ambulatory Care Settings and Long-term Care Facilities (R18)". "Examining the Impact of Artificial Intelligence (AI) on Healthcare Safety" is the title of a different AHRQ announcement (PA-24-261, also R18). RePORTER lists only the PIs, so Brian's Co-Investigator role and effort cannot be verified publicly; they must come from the UNC Office of Sponsored Programs.</w:t>
-      </w:r>
-    </w:p>
-    <w:tbl>
-      <w:tblPr>
-        <w:tblStyle w:val="TableGrid"/>
-        <w:tblW w:type="auto" w:w="0"/>
-        <w:jc w:val="center"/>
-        <w:tblLayout w:type="fixed"/>
-        <w:tblLook w:firstColumn="1" w:firstRow="1" w:lastColumn="0" w:lastRow="0" w:noHBand="0" w:noVBand="1" w:val="04A0"/>
-      </w:tblPr>
-      <w:tblGrid>
-        <w:gridCol w:w="2088"/>
-        <w:gridCol w:w="4536"/>
-        <w:gridCol w:w="2736"/>
-      </w:tblGrid>
-      <w:tr>
-        <w:trPr>
-          <w:tblHeader w:val="true"/>
-        </w:trPr>
-        <w:tc>
-          <w:tcPr>
-            <w:tcW w:type="dxa" w:w="2088"/>
-            <w:shd w:val="clear" w:color="auto" w:fill="D9D9D9"/>
-          </w:tcPr>
-          <w:p>
-            <w:pPr>
-              <w:spacing w:after="40" w:before="0"/>
-            </w:pPr>
-            <w:r/>
-            <w:r>
-              <w:rPr>
-                <w:rFonts w:ascii="Times New Roman" w:hAnsi="Times New Roman" w:cs="Times New Roman" w:eastAsia="Times New Roman"/>
-                <w:b/>
-                <w:i w:val="0"/>
-                <w:sz w:val="22"/>
-              </w:rPr>
-              <w:t>SciENcv field</w:t>
-            </w:r>
-          </w:p>
-        </w:tc>
-        <w:tc>
-          <w:tcPr>
-            <w:tcW w:type="dxa" w:w="4536"/>
-            <w:shd w:val="clear" w:color="auto" w:fill="D9D9D9"/>
-          </w:tcPr>
-          <w:p>
-            <w:pPr>
-              <w:spacing w:after="40" w:before="0"/>
-            </w:pPr>
-            <w:r/>
-            <w:r>
-              <w:rPr>
-                <w:rFonts w:ascii="Times New Roman" w:hAnsi="Times New Roman" w:cs="Times New Roman" w:eastAsia="Times New Roman"/>
-                <w:b/>
-                <w:i w:val="0"/>
-                <w:sz w:val="22"/>
-              </w:rPr>
-              <w:t>Value to enter</w:t>
-            </w:r>
-          </w:p>
-        </w:tc>
-        <w:tc>
-          <w:tcPr>
-            <w:tcW w:type="dxa" w:w="2736"/>
-            <w:shd w:val="clear" w:color="auto" w:fill="D9D9D9"/>
-          </w:tcPr>
-          <w:p>
-            <w:pPr>
-              <w:spacing w:after="40" w:before="0"/>
-            </w:pPr>
-            <w:r/>
-            <w:r>
-              <w:rPr>
-                <w:rFonts w:ascii="Times New Roman" w:hAnsi="Times New Roman" w:cs="Times New Roman" w:eastAsia="Times New Roman"/>
-                <w:b/>
-                <w:i w:val="0"/>
-                <w:sz w:val="22"/>
-              </w:rPr>
-              <w:t>Source / status</w:t>
-            </w:r>
-          </w:p>
-        </w:tc>
-      </w:tr>
-      <w:tr>
-        <w:tc>
-          <w:tcPr>
-            <w:tcW w:type="dxa" w:w="2088"/>
-          </w:tcPr>
-          <w:p>
-            <w:pPr>
-              <w:spacing w:after="40" w:before="0"/>
-            </w:pPr>
-            <w:r/>
-            <w:r>
-              <w:rPr>
-                <w:rFonts w:ascii="Times New Roman" w:hAnsi="Times New Roman" w:cs="Times New Roman" w:eastAsia="Times New Roman"/>
-                <w:b/>
-                <w:i w:val="0"/>
-                <w:sz w:val="22"/>
-              </w:rPr>
-              <w:t>Status</w:t>
-            </w:r>
-          </w:p>
-        </w:tc>
-        <w:tc>
-          <w:tcPr>
-            <w:tcW w:type="dxa" w:w="4536"/>
-          </w:tcPr>
-          <w:p>
-            <w:pPr>
-              <w:spacing w:after="40" w:before="0"/>
-            </w:pPr>
-            <w:r/>
-            <w:r>
-              <w:rPr>
-                <w:rFonts w:ascii="Times New Roman" w:hAnsi="Times New Roman" w:cs="Times New Roman" w:eastAsia="Times New Roman"/>
-                <w:b w:val="0"/>
-                <w:i w:val="0"/>
-                <w:sz w:val="22"/>
-              </w:rPr>
-              <w:t>Current</w:t>
-            </w:r>
-          </w:p>
-        </w:tc>
-        <w:tc>
-          <w:tcPr>
-            <w:tcW w:type="dxa" w:w="2736"/>
-          </w:tcPr>
-          <w:p>
-            <w:pPr>
-              <w:spacing w:after="40" w:before="0"/>
-            </w:pPr>
-            <w:r/>
-            <w:r>
-              <w:rPr>
-                <w:rFonts w:ascii="Times New Roman" w:hAnsi="Times New Roman" w:cs="Times New Roman" w:eastAsia="Times New Roman"/>
-                <w:b/>
-                <w:i w:val="0"/>
-                <w:sz w:val="22"/>
-              </w:rPr>
-              <w:t>[CONFIRM]</w:t>
-            </w:r>
-            <w:r>
-              <w:rPr>
-                <w:rFonts w:ascii="Times New Roman" w:hAnsi="Times New Roman" w:cs="Times New Roman" w:eastAsia="Times New Roman"/>
-                <w:b w:val="0"/>
-                <w:i w:val="0"/>
-                <w:sz w:val="22"/>
-              </w:rPr>
-              <w:t xml:space="preserve"> Keep only if Brian still commits person-months after his 07/2025 move to UCSD (UNC adjunct appointment 2025-present). If his effort is now 0, omit the entry (FAQ Q23).</w:t>
-            </w:r>
-          </w:p>
-        </w:tc>
-      </w:tr>
-      <w:tr>
-        <w:tc>
-          <w:tcPr>
-            <w:tcW w:type="dxa" w:w="2088"/>
-          </w:tcPr>
-          <w:p>
-            <w:pPr>
-              <w:spacing w:after="40" w:before="0"/>
-            </w:pPr>
-            <w:r/>
-            <w:r>
-              <w:rPr>
-                <w:rFonts w:ascii="Times New Roman" w:hAnsi="Times New Roman" w:cs="Times New Roman" w:eastAsia="Times New Roman"/>
-                <w:b/>
-                <w:i w:val="0"/>
-                <w:sz w:val="22"/>
-              </w:rPr>
-              <w:t>Title</w:t>
-            </w:r>
-          </w:p>
-        </w:tc>
-        <w:tc>
-          <w:tcPr>
-            <w:tcW w:type="dxa" w:w="4536"/>
-          </w:tcPr>
-          <w:p>
-            <w:pPr>
-              <w:spacing w:after="40" w:before="0"/>
-            </w:pPr>
-            <w:r/>
-            <w:r>
-              <w:rPr>
-                <w:rFonts w:ascii="Times New Roman" w:hAnsi="Times New Roman" w:cs="Times New Roman" w:eastAsia="Times New Roman"/>
-                <w:b w:val="0"/>
-                <w:i w:val="0"/>
-                <w:sz w:val="22"/>
-              </w:rPr>
-              <w:t>Development and Assessment of Artificial Intelligence (AI)-Enhanced Pre-treatment Peer-review Process to Improve Patient Safety in Radiation Oncology</w:t>
-            </w:r>
-          </w:p>
-        </w:tc>
-        <w:tc>
-          <w:tcPr>
-            <w:tcW w:type="dxa" w:w="2736"/>
-          </w:tcPr>
-          <w:p>
-            <w:pPr>
-              <w:spacing w:after="40" w:before="0"/>
-            </w:pPr>
-            <w:r/>
-            <w:r>
-              <w:rPr>
-                <w:rFonts w:ascii="Times New Roman" w:hAnsi="Times New Roman" w:cs="Times New Roman" w:eastAsia="Times New Roman"/>
-                <w:b w:val="0"/>
-                <w:i w:val="0"/>
-                <w:sz w:val="22"/>
-              </w:rPr>
-              <w:t>NIH RePORTER project title (appl. 10839671). AHRQ's listing spells "Pretreatment" as one word; either is acceptable.</w:t>
-            </w:r>
-          </w:p>
-        </w:tc>
-      </w:tr>
-      <w:tr>
-        <w:tc>
-          <w:tcPr>
-            <w:tcW w:type="dxa" w:w="2088"/>
-          </w:tcPr>
-          <w:p>
-            <w:pPr>
-              <w:spacing w:after="40" w:before="0"/>
-            </w:pPr>
-            <w:r/>
-            <w:r>
-              <w:rPr>
-                <w:rFonts w:ascii="Times New Roman" w:hAnsi="Times New Roman" w:cs="Times New Roman" w:eastAsia="Times New Roman"/>
-                <w:b/>
-                <w:i w:val="0"/>
-                <w:sz w:val="22"/>
-              </w:rPr>
-              <w:t>Award number</w:t>
-            </w:r>
-          </w:p>
-        </w:tc>
-        <w:tc>
-          <w:tcPr>
-            <w:tcW w:type="dxa" w:w="4536"/>
-          </w:tcPr>
-          <w:p>
-            <w:pPr>
-              <w:spacing w:after="40" w:before="0"/>
-            </w:pPr>
-            <w:r/>
-            <w:r>
-              <w:rPr>
-                <w:rFonts w:ascii="Times New Roman" w:hAnsi="Times New Roman" w:cs="Times New Roman" w:eastAsia="Times New Roman"/>
-                <w:b w:val="0"/>
-                <w:i w:val="0"/>
-                <w:sz w:val="22"/>
-              </w:rPr>
-              <w:t>R18HS029474</w:t>
-            </w:r>
-          </w:p>
-          <w:p>
-            <w:pPr>
-              <w:spacing w:after="40" w:before="0"/>
-            </w:pPr>
-            <w:r>
-              <w:rPr>
-                <w:rFonts w:ascii="Times New Roman" w:hAnsi="Times New Roman" w:cs="Times New Roman" w:eastAsia="Times New Roman"/>
-                <w:b w:val="0"/>
-                <w:i w:val="0"/>
-                <w:sz w:val="22"/>
-              </w:rPr>
-              <w:t>(original award 1R18HS029474-01A1; current budget year 5R18HS029474-02)</w:t>
-            </w:r>
-          </w:p>
-        </w:tc>
-        <w:tc>
-          <w:tcPr>
-            <w:tcW w:type="dxa" w:w="2736"/>
-          </w:tcPr>
-          <w:p>
-            <w:pPr>
-              <w:spacing w:after="40" w:before="0"/>
-            </w:pPr>
-            <w:r/>
-            <w:r>
-              <w:rPr>
-                <w:rFonts w:ascii="Times New Roman" w:hAnsi="Times New Roman" w:cs="Times New Roman" w:eastAsia="Times New Roman"/>
-                <w:b w:val="0"/>
-                <w:i w:val="0"/>
-                <w:sz w:val="22"/>
-              </w:rPr>
-              <w:t xml:space="preserve">NIH RePORTER. Not an R01: the CV and NIH biosketch need correcting (separate follow-up). </w:t>
-            </w:r>
-            <w:r>
-              <w:rPr>
-                <w:rFonts w:ascii="Times New Roman" w:hAnsi="Times New Roman" w:cs="Times New Roman" w:eastAsia="Times New Roman"/>
-                <w:b/>
-                <w:i w:val="0"/>
-                <w:sz w:val="22"/>
-              </w:rPr>
-              <w:t>[CONFIRM with UNC OSP that no separate R01 lists Brian as Co-I]</w:t>
-            </w:r>
-          </w:p>
-        </w:tc>
-      </w:tr>
-      <w:tr>
-        <w:tc>
-          <w:tcPr>
-            <w:tcW w:type="dxa" w:w="2088"/>
-          </w:tcPr>
-          <w:p>
-            <w:pPr>
-              <w:spacing w:after="40" w:before="0"/>
-            </w:pPr>
-            <w:r/>
-            <w:r>
-              <w:rPr>
-                <w:rFonts w:ascii="Times New Roman" w:hAnsi="Times New Roman" w:cs="Times New Roman" w:eastAsia="Times New Roman"/>
-                <w:b/>
-                <w:i w:val="0"/>
-                <w:sz w:val="22"/>
-              </w:rPr>
-              <w:t>Source of support</w:t>
-            </w:r>
-          </w:p>
-        </w:tc>
-        <w:tc>
-          <w:tcPr>
-            <w:tcW w:type="dxa" w:w="4536"/>
-          </w:tcPr>
-          <w:p>
-            <w:pPr>
-              <w:spacing w:after="40" w:before="0"/>
-            </w:pPr>
-            <w:r/>
-            <w:r>
-              <w:rPr>
-                <w:rFonts w:ascii="Times New Roman" w:hAnsi="Times New Roman" w:cs="Times New Roman" w:eastAsia="Times New Roman"/>
-                <w:b w:val="0"/>
-                <w:i w:val="0"/>
-                <w:sz w:val="22"/>
-              </w:rPr>
-              <w:t>Agency for Healthcare Research and Quality (AHRQ), U.S. Department of Health and Human Services. Prime awardee: University of North Carolina at Chapel Hill (contact PI Lukasz Mazur, PhD; MPI Lawrence B. Marks, MD).</w:t>
-            </w:r>
-          </w:p>
-        </w:tc>
-        <w:tc>
-          <w:tcPr>
-            <w:tcW w:type="dxa" w:w="2736"/>
-          </w:tcPr>
-          <w:p>
-            <w:pPr>
-              <w:spacing w:after="40" w:before="0"/>
-            </w:pPr>
-            <w:r/>
-            <w:r>
-              <w:rPr>
-                <w:rFonts w:ascii="Times New Roman" w:hAnsi="Times New Roman" w:cs="Times New Roman" w:eastAsia="Times New Roman"/>
-                <w:b w:val="0"/>
-                <w:i w:val="0"/>
-                <w:sz w:val="22"/>
-              </w:rPr>
-              <w:t xml:space="preserve">NIH RePORTER; AHRQ project page. </w:t>
-            </w:r>
-            <w:r>
-              <w:rPr>
-                <w:rFonts w:ascii="Times New Roman" w:hAnsi="Times New Roman" w:cs="Times New Roman" w:eastAsia="Times New Roman"/>
-                <w:b/>
-                <w:i w:val="0"/>
-                <w:sz w:val="22"/>
-              </w:rPr>
-              <w:t>[CONFIRM]</w:t>
-            </w:r>
-            <w:r>
-              <w:rPr>
-                <w:rFonts w:ascii="Times New Roman" w:hAnsi="Times New Roman" w:cs="Times New Roman" w:eastAsia="Times New Roman"/>
-                <w:b w:val="0"/>
-                <w:i w:val="0"/>
-                <w:sz w:val="22"/>
-              </w:rPr>
-              <w:t xml:space="preserve"> If Brian's post-2025 effort runs through a UNC-to-UCSD subaward, write "AHRQ (prime: University of North Carolina at Chapel Hill; subaward to UC San Diego)".</w:t>
-            </w:r>
-          </w:p>
-        </w:tc>
-      </w:tr>
-      <w:tr>
-        <w:tc>
-          <w:tcPr>
-            <w:tcW w:type="dxa" w:w="2088"/>
-          </w:tcPr>
-          <w:p>
-            <w:pPr>
-              <w:spacing w:after="40" w:before="0"/>
-            </w:pPr>
-            <w:r/>
-            <w:r>
-              <w:rPr>
-                <w:rFonts w:ascii="Times New Roman" w:hAnsi="Times New Roman" w:cs="Times New Roman" w:eastAsia="Times New Roman"/>
-                <w:b/>
-                <w:i w:val="0"/>
-                <w:sz w:val="22"/>
-              </w:rPr>
-              <w:t>Primary place of performance</w:t>
-            </w:r>
-          </w:p>
-        </w:tc>
-        <w:tc>
-          <w:tcPr>
-            <w:tcW w:type="dxa" w:w="4536"/>
-          </w:tcPr>
-          <w:p>
-            <w:pPr>
-              <w:spacing w:after="40" w:before="0"/>
-            </w:pPr>
-            <w:r/>
-            <w:r>
-              <w:rPr>
-                <w:rFonts w:ascii="Times New Roman" w:hAnsi="Times New Roman" w:cs="Times New Roman" w:eastAsia="Times New Roman"/>
-                <w:b w:val="0"/>
-                <w:i w:val="0"/>
-                <w:sz w:val="22"/>
-              </w:rPr>
-              <w:t>Chapel Hill, NC, USA</w:t>
-            </w:r>
-          </w:p>
-        </w:tc>
-        <w:tc>
-          <w:tcPr>
-            <w:tcW w:type="dxa" w:w="2736"/>
-          </w:tcPr>
-          <w:p>
-            <w:pPr>
-              <w:spacing w:after="40" w:before="0"/>
-            </w:pPr>
-            <w:r/>
-            <w:r>
-              <w:rPr>
-                <w:rFonts w:ascii="Times New Roman" w:hAnsi="Times New Roman" w:cs="Times New Roman" w:eastAsia="Times New Roman"/>
-                <w:b w:val="0"/>
-                <w:i w:val="0"/>
-                <w:sz w:val="22"/>
-              </w:rPr>
-              <w:t xml:space="preserve">RePORTER organization record. </w:t>
-            </w:r>
-            <w:r>
-              <w:rPr>
-                <w:rFonts w:ascii="Times New Roman" w:hAnsi="Times New Roman" w:cs="Times New Roman" w:eastAsia="Times New Roman"/>
-                <w:b/>
-                <w:i w:val="0"/>
-                <w:sz w:val="22"/>
-              </w:rPr>
-              <w:t>[CONFIRM]</w:t>
-            </w:r>
-            <w:r>
-              <w:rPr>
-                <w:rFonts w:ascii="Times New Roman" w:hAnsi="Times New Roman" w:cs="Times New Roman" w:eastAsia="Times New Roman"/>
-                <w:b w:val="0"/>
-                <w:i w:val="0"/>
-                <w:sz w:val="22"/>
-              </w:rPr>
-              <w:t xml:space="preserve"> If Brian's work is performed at UCSD under a subaward, enter La Jolla, CA, USA instead.</w:t>
-            </w:r>
-          </w:p>
-        </w:tc>
-      </w:tr>
-      <w:tr>
-        <w:tc>
-          <w:tcPr>
-            <w:tcW w:type="dxa" w:w="2088"/>
-          </w:tcPr>
-          <w:p>
-            <w:pPr>
-              <w:spacing w:after="40" w:before="0"/>
-            </w:pPr>
-            <w:r/>
-            <w:r>
-              <w:rPr>
-                <w:rFonts w:ascii="Times New Roman" w:hAnsi="Times New Roman" w:cs="Times New Roman" w:eastAsia="Times New Roman"/>
-                <w:b/>
-                <w:i w:val="0"/>
-                <w:sz w:val="22"/>
-              </w:rPr>
-              <w:t>Start date</w:t>
-            </w:r>
-          </w:p>
-        </w:tc>
-        <w:tc>
-          <w:tcPr>
-            <w:tcW w:type="dxa" w:w="4536"/>
-          </w:tcPr>
-          <w:p>
-            <w:pPr>
-              <w:spacing w:after="40" w:before="0"/>
-            </w:pPr>
-            <w:r/>
-            <w:r>
-              <w:rPr>
-                <w:rFonts w:ascii="Times New Roman" w:hAnsi="Times New Roman" w:cs="Times New Roman" w:eastAsia="Times New Roman"/>
-                <w:b w:val="0"/>
-                <w:i w:val="0"/>
-                <w:sz w:val="22"/>
-              </w:rPr>
-              <w:t>04/2024</w:t>
-            </w:r>
-          </w:p>
-        </w:tc>
-        <w:tc>
-          <w:tcPr>
-            <w:tcW w:type="dxa" w:w="2736"/>
-          </w:tcPr>
-          <w:p>
-            <w:pPr>
-              <w:spacing w:after="40" w:before="0"/>
-            </w:pPr>
-            <w:r/>
-            <w:r>
-              <w:rPr>
-                <w:rFonts w:ascii="Times New Roman" w:hAnsi="Times New Roman" w:cs="Times New Roman" w:eastAsia="Times New Roman"/>
-                <w:b w:val="0"/>
-                <w:i w:val="0"/>
-                <w:sz w:val="22"/>
-              </w:rPr>
-              <w:t>RePORTER and AHRQ: project period 04/01/2024 - 03/31/2027.</w:t>
-            </w:r>
-          </w:p>
-        </w:tc>
-      </w:tr>
-      <w:tr>
-        <w:tc>
-          <w:tcPr>
-            <w:tcW w:type="dxa" w:w="2088"/>
-          </w:tcPr>
-          <w:p>
-            <w:pPr>
-              <w:spacing w:after="40" w:before="0"/>
-            </w:pPr>
-            <w:r/>
-            <w:r>
-              <w:rPr>
-                <w:rFonts w:ascii="Times New Roman" w:hAnsi="Times New Roman" w:cs="Times New Roman" w:eastAsia="Times New Roman"/>
-                <w:b/>
-                <w:i w:val="0"/>
-                <w:sz w:val="22"/>
-              </w:rPr>
-              <w:t>End date</w:t>
-            </w:r>
-          </w:p>
-        </w:tc>
-        <w:tc>
-          <w:tcPr>
-            <w:tcW w:type="dxa" w:w="4536"/>
-          </w:tcPr>
-          <w:p>
-            <w:pPr>
-              <w:spacing w:after="40" w:before="0"/>
-            </w:pPr>
-            <w:r/>
-            <w:r>
-              <w:rPr>
-                <w:rFonts w:ascii="Times New Roman" w:hAnsi="Times New Roman" w:cs="Times New Roman" w:eastAsia="Times New Roman"/>
-                <w:b w:val="0"/>
-                <w:i w:val="0"/>
-                <w:sz w:val="22"/>
-              </w:rPr>
-              <w:t>03/2027</w:t>
-            </w:r>
-          </w:p>
-        </w:tc>
-        <w:tc>
-          <w:tcPr>
-            <w:tcW w:type="dxa" w:w="2736"/>
-          </w:tcPr>
-          <w:p>
-            <w:pPr>
-              <w:spacing w:after="40" w:before="0"/>
-            </w:pPr>
-            <w:r/>
-            <w:r>
-              <w:rPr>
-                <w:rFonts w:ascii="Times New Roman" w:hAnsi="Times New Roman" w:cs="Times New Roman" w:eastAsia="Times New Roman"/>
-                <w:b w:val="0"/>
-                <w:i w:val="0"/>
-                <w:sz w:val="22"/>
-              </w:rPr>
-              <w:t xml:space="preserve">Same. </w:t>
-            </w:r>
-            <w:r>
-              <w:rPr>
-                <w:rFonts w:ascii="Times New Roman" w:hAnsi="Times New Roman" w:cs="Times New Roman" w:eastAsia="Times New Roman"/>
-                <w:b/>
-                <w:i w:val="0"/>
-                <w:sz w:val="22"/>
-              </w:rPr>
-              <w:t>[CONFIRM]</w:t>
-            </w:r>
-            <w:r>
-              <w:rPr>
-                <w:rFonts w:ascii="Times New Roman" w:hAnsi="Times New Roman" w:cs="Times New Roman" w:eastAsia="Times New Roman"/>
-                <w:b w:val="0"/>
-                <w:i w:val="0"/>
-                <w:sz w:val="22"/>
-              </w:rPr>
-              <w:t xml:space="preserve"> whether a no-cost extension is planned; if so use the extended end date.</w:t>
-            </w:r>
-          </w:p>
-        </w:tc>
-      </w:tr>
-      <w:tr>
-        <w:tc>
-          <w:tcPr>
-            <w:tcW w:type="dxa" w:w="2088"/>
-          </w:tcPr>
-          <w:p>
-            <w:pPr>
-              <w:spacing w:after="40" w:before="0"/>
-            </w:pPr>
-            <w:r/>
-            <w:r>
-              <w:rPr>
-                <w:rFonts w:ascii="Times New Roman" w:hAnsi="Times New Roman" w:cs="Times New Roman" w:eastAsia="Times New Roman"/>
-                <w:b/>
-                <w:i w:val="0"/>
-                <w:sz w:val="22"/>
-              </w:rPr>
-              <w:t>Total anticipated amount (incl. indirect costs)</w:t>
-            </w:r>
-          </w:p>
-        </w:tc>
-        <w:tc>
-          <w:tcPr>
-            <w:tcW w:type="dxa" w:w="4536"/>
-          </w:tcPr>
-          <w:p>
-            <w:pPr>
-              <w:spacing w:after="40" w:before="0"/>
-            </w:pPr>
-            <w:r/>
-            <w:r>
-              <w:rPr>
-                <w:rFonts w:ascii="Times New Roman" w:hAnsi="Times New Roman" w:cs="Times New Roman" w:eastAsia="Times New Roman"/>
-                <w:b w:val="0"/>
-                <w:i w:val="0"/>
-                <w:sz w:val="22"/>
-              </w:rPr>
-              <w:t>$1,345,650</w:t>
-            </w:r>
-          </w:p>
-        </w:tc>
-        <w:tc>
-          <w:tcPr>
-            <w:tcW w:type="dxa" w:w="2736"/>
-          </w:tcPr>
-          <w:p>
-            <w:pPr>
-              <w:spacing w:after="40" w:before="0"/>
-            </w:pPr>
-            <w:r/>
-            <w:r>
-              <w:rPr>
-                <w:rFonts w:ascii="Times New Roman" w:hAnsi="Times New Roman" w:cs="Times New Roman" w:eastAsia="Times New Roman"/>
-                <w:b w:val="0"/>
-                <w:i w:val="0"/>
-                <w:sz w:val="22"/>
-              </w:rPr>
-              <w:t xml:space="preserve">AHRQ project page total. RePORTER by budget year: Y1 (04/2024-03/2025) $450,000 = $307,898 direct + $142,102 indirect; Y2 (04/2025-03/2026) $450,000 = $312,529 + $137,471; Y3 not yet posted. UNC's announcement rounds to "$1.3 million". </w:t>
-            </w:r>
-            <w:r>
-              <w:rPr>
-                <w:rFonts w:ascii="Times New Roman" w:hAnsi="Times New Roman" w:cs="Times New Roman" w:eastAsia="Times New Roman"/>
-                <w:b/>
-                <w:i w:val="0"/>
-                <w:sz w:val="22"/>
-              </w:rPr>
-              <w:t>[CONFIRM]</w:t>
-            </w:r>
-            <w:r>
-              <w:rPr>
-                <w:rFonts w:ascii="Times New Roman" w:hAnsi="Times New Roman" w:cs="Times New Roman" w:eastAsia="Times New Roman"/>
-                <w:b w:val="0"/>
-                <w:i w:val="0"/>
-                <w:sz w:val="22"/>
-              </w:rPr>
-              <w:t xml:space="preserve"> If a subaward exists, the sponsored-projects office may instruct entering the subaward total to UCSD instead; follow their instruction.</w:t>
-            </w:r>
-          </w:p>
-        </w:tc>
-      </w:tr>
-      <w:tr>
-        <w:tc>
-          <w:tcPr>
-            <w:tcW w:type="dxa" w:w="2088"/>
-          </w:tcPr>
-          <w:p>
-            <w:pPr>
-              <w:spacing w:after="40" w:before="0"/>
-            </w:pPr>
-            <w:r/>
-            <w:r>
-              <w:rPr>
-                <w:rFonts w:ascii="Times New Roman" w:hAnsi="Times New Roman" w:cs="Times New Roman" w:eastAsia="Times New Roman"/>
-                <w:b/>
-                <w:i w:val="0"/>
-                <w:sz w:val="22"/>
-              </w:rPr>
-              <w:t>Person-months per budget year (current period first)</w:t>
-            </w:r>
-          </w:p>
-        </w:tc>
-        <w:tc>
-          <w:tcPr>
-            <w:tcW w:type="dxa" w:w="4536"/>
-          </w:tcPr>
-          <w:p>
-            <w:pPr>
-              <w:spacing w:after="40" w:before="0"/>
-            </w:pPr>
-            <w:r/>
-            <w:r>
-              <w:rPr>
-                <w:rFonts w:ascii="Times New Roman" w:hAnsi="Times New Roman" w:cs="Times New Roman" w:eastAsia="Times New Roman"/>
-                <w:b w:val="0"/>
-                <w:i w:val="0"/>
-                <w:sz w:val="22"/>
-              </w:rPr>
-              <w:t xml:space="preserve">Budget year 3 (04/2026 - 03/2027): </w:t>
-            </w:r>
-            <w:r>
-              <w:rPr>
-                <w:rFonts w:ascii="Times New Roman" w:hAnsi="Times New Roman" w:cs="Times New Roman" w:eastAsia="Times New Roman"/>
-                <w:b/>
-                <w:i w:val="0"/>
-                <w:sz w:val="22"/>
-              </w:rPr>
-              <w:t>[CONFIRM x.xx calendar months]</w:t>
-            </w:r>
-          </w:p>
-          <w:p>
-            <w:pPr>
-              <w:spacing w:after="40" w:before="0"/>
-            </w:pPr>
-            <w:r>
-              <w:rPr>
-                <w:rFonts w:ascii="Times New Roman" w:hAnsi="Times New Roman" w:cs="Times New Roman" w:eastAsia="Times New Roman"/>
-                <w:b w:val="0"/>
-                <w:i w:val="0"/>
-                <w:sz w:val="22"/>
-              </w:rPr>
-              <w:t>Add a row for 04/2027 - 03/2028 only if a no-cost extension is granted.</w:t>
-            </w:r>
-          </w:p>
-          <w:p>
-            <w:pPr>
-              <w:spacing w:after="40" w:before="0"/>
-            </w:pPr>
-            <w:r>
-              <w:rPr>
-                <w:rFonts w:ascii="Times New Roman" w:hAnsi="Times New Roman" w:cs="Times New Roman" w:eastAsia="Times New Roman"/>
-                <w:b w:val="0"/>
-                <w:i w:val="0"/>
-                <w:sz w:val="22"/>
-              </w:rPr>
-              <w:t>Prior years (Y1 04/2024-03/2025, Y2 04/2025-03/2026) are not entered; SciENcv asks for the current and each subsequent period.</w:t>
-            </w:r>
-          </w:p>
-        </w:tc>
-        <w:tc>
-          <w:tcPr>
-            <w:tcW w:type="dxa" w:w="2736"/>
-          </w:tcPr>
-          <w:p>
-            <w:pPr>
-              <w:spacing w:after="40" w:before="0"/>
-            </w:pPr>
-            <w:r/>
-            <w:r>
-              <w:rPr>
-                <w:rFonts w:ascii="Times New Roman" w:hAnsi="Times New Roman" w:cs="Times New Roman" w:eastAsia="Times New Roman"/>
-                <w:b w:val="0"/>
-                <w:i w:val="0"/>
-                <w:sz w:val="22"/>
-              </w:rPr>
-              <w:t>From UNC OSP / the award budget. Enter calendar months, including unsalaried effort. SciENcv rejects 0 (FAQ Q23); minimum 0.01. For an April-March budget year SciENcv's "Year" field takes the later calendar year (FAQ Q24), i.e. 2027 for the current period.</w:t>
-            </w:r>
-          </w:p>
-        </w:tc>
-      </w:tr>
-      <w:tr>
-        <w:tc>
-          <w:tcPr>
-            <w:tcW w:type="dxa" w:w="2088"/>
-          </w:tcPr>
-          <w:p>
-            <w:pPr>
-              <w:spacing w:after="40" w:before="0"/>
-            </w:pPr>
-            <w:r/>
-            <w:r>
-              <w:rPr>
-                <w:rFonts w:ascii="Times New Roman" w:hAnsi="Times New Roman" w:cs="Times New Roman" w:eastAsia="Times New Roman"/>
-                <w:b/>
-                <w:i w:val="0"/>
-                <w:sz w:val="22"/>
-              </w:rPr>
-              <w:t>Overall objectives (max 1,500 characters)</w:t>
-            </w:r>
-          </w:p>
-        </w:tc>
-        <w:tc>
-          <w:tcPr>
-            <w:tcW w:type="dxa" w:w="4536"/>
-          </w:tcPr>
-          <w:p>
-            <w:pPr>
-              <w:spacing w:after="40" w:before="0"/>
-            </w:pPr>
-            <w:r/>
-            <w:r>
-              <w:rPr>
-                <w:rFonts w:ascii="Times New Roman" w:hAnsi="Times New Roman" w:cs="Times New Roman" w:eastAsia="Times New Roman"/>
-                <w:b w:val="0"/>
-                <w:i w:val="0"/>
-                <w:sz w:val="22"/>
-              </w:rPr>
-              <w:t xml:space="preserve">Develop, integrate, and evaluate an artificial intelligence/machine learning (AI/ML) intervention for pre-treatment peer review in radiation therapy (RT). Aim 1: develop AI/ML algorithms and visual summaries that characterize provider variability in key treatment-planning steps (e.g., target-volume definition and prescribed dose) and flag potential errors for reviewers, refined through user-centered design cycles. Aim 2: implement the integrated intervention in the clinical environment and evaluate its impact on patient safety with a cluster-randomized stepped-wedge design (ClinicalTrials.gov NCT07463833), quantifying safety as the rate per 1,000 RT fractions of clinically relevant errors missed at pre-treatment peer review and caught by downstream QA. Dr. Anderson's role: </w:t>
-            </w:r>
-            <w:r>
-              <w:rPr>
-                <w:rFonts w:ascii="Times New Roman" w:hAnsi="Times New Roman" w:cs="Times New Roman" w:eastAsia="Times New Roman"/>
-                <w:b/>
-                <w:i w:val="0"/>
-                <w:sz w:val="22"/>
-              </w:rPr>
-              <w:t>[CONFIRM - e.g., co-investigator leading development of the AI strategies and software for plan-quality and safety review, including tools suited to low-resource and rural settings]</w:t>
-            </w:r>
-            <w:r>
-              <w:rPr>
-                <w:rFonts w:ascii="Times New Roman" w:hAnsi="Times New Roman" w:cs="Times New Roman" w:eastAsia="Times New Roman"/>
-                <w:b w:val="0"/>
-                <w:i w:val="0"/>
-                <w:sz w:val="22"/>
-              </w:rPr>
-              <w:t>.</w:t>
-            </w:r>
-          </w:p>
-        </w:tc>
-        <w:tc>
-          <w:tcPr>
-            <w:tcW w:type="dxa" w:w="2736"/>
-          </w:tcPr>
-          <w:p>
-            <w:pPr>
-              <w:spacing w:after="40" w:before="0"/>
-            </w:pPr>
-            <w:r/>
-            <w:r>
-              <w:rPr>
-                <w:rFonts w:ascii="Times New Roman" w:hAnsi="Times New Roman" w:cs="Times New Roman" w:eastAsia="Times New Roman"/>
-                <w:b w:val="0"/>
-                <w:i w:val="0"/>
-                <w:sz w:val="22"/>
-              </w:rPr>
-              <w:t xml:space="preserve">Drafted from the RePORTER project abstract and the AHRQ project summary; 966 characters including the role placeholder. Replace the bracketed role sentence with Brian's actual responsibilities as stated in the award </w:t>
-            </w:r>
-            <w:r>
-              <w:rPr>
-                <w:rFonts w:ascii="Times New Roman" w:hAnsi="Times New Roman" w:cs="Times New Roman" w:eastAsia="Times New Roman"/>
-                <w:b/>
-                <w:i w:val="0"/>
-                <w:sz w:val="22"/>
-              </w:rPr>
-              <w:t>[CONFIRM]</w:t>
-            </w:r>
-            <w:r>
-              <w:rPr>
-                <w:rFonts w:ascii="Times New Roman" w:hAnsi="Times New Roman" w:cs="Times New Roman" w:eastAsia="Times New Roman"/>
-                <w:b w:val="0"/>
-                <w:i w:val="0"/>
-                <w:sz w:val="22"/>
-              </w:rPr>
-              <w:t>.</w:t>
-            </w:r>
-          </w:p>
-        </w:tc>
-      </w:tr>
-      <w:tr>
-        <w:tc>
-          <w:tcPr>
-            <w:tcW w:type="dxa" w:w="2088"/>
-          </w:tcPr>
-          <w:p>
-            <w:pPr>
-              <w:spacing w:after="40" w:before="0"/>
-            </w:pPr>
-            <w:r/>
-            <w:r>
-              <w:rPr>
-                <w:rFonts w:ascii="Times New Roman" w:hAnsi="Times New Roman" w:cs="Times New Roman" w:eastAsia="Times New Roman"/>
-                <w:b/>
-                <w:i w:val="0"/>
-                <w:sz w:val="22"/>
-              </w:rPr>
-              <w:t>Statement of potential overlap</w:t>
-            </w:r>
-          </w:p>
-        </w:tc>
-        <w:tc>
-          <w:tcPr>
-            <w:tcW w:type="dxa" w:w="4536"/>
-          </w:tcPr>
-          <w:p>
-            <w:pPr>
-              <w:spacing w:after="40" w:before="0"/>
-            </w:pPr>
-            <w:r/>
-            <w:r>
-              <w:rPr>
-                <w:rFonts w:ascii="Times New Roman" w:hAnsi="Times New Roman" w:cs="Times New Roman" w:eastAsia="Times New Roman"/>
-                <w:b w:val="0"/>
-                <w:i w:val="0"/>
-                <w:sz w:val="22"/>
-              </w:rPr>
-              <w:t>None</w:t>
-            </w:r>
-          </w:p>
-        </w:tc>
-        <w:tc>
-          <w:tcPr>
-            <w:tcW w:type="dxa" w:w="2736"/>
-          </w:tcPr>
-          <w:p>
-            <w:pPr>
-              <w:spacing w:after="40" w:before="0"/>
-            </w:pPr>
-            <w:r/>
-            <w:r>
-              <w:rPr>
-                <w:rFonts w:ascii="Times New Roman" w:hAnsi="Times New Roman" w:cs="Times New Roman" w:eastAsia="Times New Roman"/>
-                <w:b/>
-                <w:i w:val="0"/>
-                <w:sz w:val="22"/>
-              </w:rPr>
-              <w:t>[CONFIRM]</w:t>
-            </w:r>
-            <w:r>
-              <w:rPr>
-                <w:rFonts w:ascii="Times New Roman" w:hAnsi="Times New Roman" w:cs="Times New Roman" w:eastAsia="Times New Roman"/>
-                <w:b w:val="0"/>
-                <w:i w:val="0"/>
-                <w:sz w:val="22"/>
-              </w:rPr>
-              <w:t xml:space="preserve"> once the NSF aims are final. If the NSF proposal also develops AI tools for radiotherapy plan-quality or safety review, replace with one sentence that distinguishes the two scopes and states that the budgets and person-months do not overlap.</w:t>
-            </w:r>
-          </w:p>
-        </w:tc>
-      </w:tr>
-    </w:tbl>
-    <w:p>
-      <w:pPr>
-        <w:spacing w:after="40"/>
-      </w:pPr>
-    </w:p>
-    <w:p>
-      <w:pPr>
-        <w:spacing w:after="40" w:before="0"/>
-      </w:pPr>
-      <w:r>
-        <w:rPr>
-          <w:rFonts w:ascii="Times New Roman" w:hAnsi="Times New Roman" w:cs="Times New Roman" w:eastAsia="Times New Roman"/>
-          <w:b/>
-          <w:sz w:val="22"/>
-        </w:rPr>
-        <w:t>Public sources for Entry A</w:t>
-      </w:r>
-    </w:p>
-    <w:p>
-      <w:pPr>
-        <w:pStyle w:val="ListBullet"/>
-        <w:spacing w:after="60"/>
-      </w:pPr>
-      <w:r>
-        <w:rPr>
-          <w:rFonts w:ascii="Times New Roman" w:hAnsi="Times New Roman" w:cs="Times New Roman" w:eastAsia="Times New Roman"/>
-          <w:sz w:val="22"/>
-        </w:rPr>
-        <w:t>NIH RePORTER, FY2024 record 1R18HS029474-01A1 (title, dates, PIs, abstract, costs): https://reporter.nih.gov/project-details/10839671</w:t>
-      </w:r>
-    </w:p>
-    <w:p>
-      <w:pPr>
-        <w:pStyle w:val="ListBullet"/>
-        <w:spacing w:after="60"/>
-      </w:pPr>
-      <w:r>
-        <w:rPr>
-          <w:rFonts w:ascii="Times New Roman" w:hAnsi="Times New Roman" w:cs="Times New Roman" w:eastAsia="Times New Roman"/>
-          <w:sz w:val="22"/>
-        </w:rPr>
-        <w:t>NIH RePORTER, FY2025 record 5R18HS029474-02 (budget period 04/2025-03/2026): https://reporter.nih.gov/project-details/11062383</w:t>
-      </w:r>
-    </w:p>
-    <w:p>
-      <w:pPr>
-        <w:pStyle w:val="ListBullet"/>
-        <w:spacing w:after="60"/>
-      </w:pPr>
-      <w:r>
-        <w:rPr>
-          <w:rFonts w:ascii="Times New Roman" w:hAnsi="Times New Roman" w:cs="Times New Roman" w:eastAsia="Times New Roman"/>
-          <w:sz w:val="22"/>
-        </w:rPr>
-        <w:t>AHRQ Digital Healthcare Research project listing (total $1,345,650; period 04/01/2024-03/31/2027): https://digital.ahrq.gov/ahrq-funded-projects/development-and-assessment-artificial-intelligence-ai-enhanced-pretreatment</w:t>
-      </w:r>
-    </w:p>
-    <w:p>
-      <w:pPr>
-        <w:pStyle w:val="ListBullet"/>
-        <w:spacing w:after="60"/>
-      </w:pPr>
-      <w:r>
-        <w:rPr>
-          <w:rFonts w:ascii="Times New Roman" w:hAnsi="Times New Roman" w:cs="Times New Roman" w:eastAsia="Times New Roman"/>
-          <w:sz w:val="22"/>
-        </w:rPr>
-        <w:t>UNC School of Medicine announcement, 04/2024 ("$1.3 million", three-year project): https://www.med.unc.edu/intranet/2024/04/mazur-and-marks-receive-1-3-million-to-develop-ai-algorithms-to-enhance-patient-safety/</w:t>
-      </w:r>
-    </w:p>
-    <w:p>
-      <w:pPr>
-        <w:pStyle w:val="ListBullet"/>
-        <w:spacing w:after="60"/>
-      </w:pPr>
-      <w:r>
-        <w:rPr>
-          <w:rFonts w:ascii="Times New Roman" w:hAnsi="Times New Roman" w:cs="Times New Roman" w:eastAsia="Times New Roman"/>
-          <w:sz w:val="22"/>
-        </w:rPr>
-        <w:t>Funding opportunity the award was made under, PA-21-267 (R18; caps of $450,000/year and $1.35 M total, 3 years): https://grants.nih.gov/grants/guide/pa-files/PA-21-267.html</w:t>
-      </w:r>
-    </w:p>
-    <w:p>
-      <w:pPr>
-        <w:pStyle w:val="ListBullet"/>
-        <w:spacing w:after="60"/>
-      </w:pPr>
-      <w:r>
-        <w:rPr>
-          <w:rFonts w:ascii="Times New Roman" w:hAnsi="Times New Roman" w:cs="Times New Roman" w:eastAsia="Times New Roman"/>
-          <w:sz w:val="22"/>
-        </w:rPr>
-        <w:t>The announcement whose title the CV uses, PA-24-261 "Examining the Impact of AI on Healthcare Safety (R18)" (a different NOFO): https://grants.nih.gov/grants/guide/pa-files/PA-24-261.html</w:t>
-      </w:r>
-    </w:p>
-    <w:p>
-      <w:pPr>
-        <w:pStyle w:val="ListBullet"/>
-        <w:spacing w:after="60"/>
-      </w:pPr>
-      <w:r>
-        <w:rPr>
-          <w:rFonts w:ascii="Times New Roman" w:hAnsi="Times New Roman" w:cs="Times New Roman" w:eastAsia="Times New Roman"/>
-          <w:sz w:val="22"/>
-        </w:rPr>
-        <w:t>ClinicalTrials.gov NCT07463833, the Aim 2 stepped-wedge trial (sponsor UNC Lineberger; started 06/2026): https://clinicaltrials.gov/study/NCT07463833</w:t>
-      </w:r>
-    </w:p>
-    <w:p>
-      <w:pPr>
-        <w:pStyle w:val="ListBullet"/>
-        <w:spacing w:after="60"/>
-      </w:pPr>
-      <w:r>
-        <w:rPr>
-          <w:rFonts w:ascii="Times New Roman" w:hAnsi="Times New Roman" w:cs="Times New Roman" w:eastAsia="Times New Roman"/>
-          <w:sz w:val="22"/>
-        </w:rPr>
-        <w:t>HSRProj could not be searched: NLM retired it on 09/14/2021: https://www.nlm.nih.gov/pubs/techbull/mj21/mj21_nichsr.html</w:t>
-      </w:r>
-    </w:p>
-    <w:p>
-      <w:pPr>
-        <w:pStyle w:val="ListBullet"/>
-        <w:spacing w:after="60"/>
-      </w:pPr>
-      <w:r>
-        <w:rPr>
-          <w:rFonts w:ascii="Times New Roman" w:hAnsi="Times New Roman" w:cs="Times New Roman" w:eastAsia="Times New Roman"/>
-          <w:sz w:val="22"/>
-        </w:rPr>
-        <w:t>Not findable publicly: Brian's named role, his budgeted effort, and any subaward. RePORTER lists PIs only; the AHRQ page and ClinicalTrials.gov name no other team members.</w:t>
-      </w:r>
-    </w:p>
-    <w:p>
-      <w:pPr>
-        <w:spacing w:after="40" w:before="0"/>
-      </w:pPr>
-      <w:r>
-        <w:rPr>
-          <w:rFonts w:ascii="Times New Roman" w:hAnsi="Times New Roman" w:cs="Times New Roman" w:eastAsia="Times New Roman"/>
-          <w:b/>
-          <w:sz w:val="22"/>
-        </w:rPr>
-        <w:t>Possible additional Pending entries from the same group [CONFIRM]</w:t>
-      </w:r>
-    </w:p>
-    <w:p>
-      <w:pPr>
-        <w:spacing w:after="120" w:before="0"/>
-      </w:pPr>
-      <w:r>
-        <w:rPr>
-          <w:rFonts w:ascii="Times New Roman" w:hAnsi="Times New Roman" w:cs="Times New Roman" w:eastAsia="Times New Roman"/>
-          <w:sz w:val="22"/>
-        </w:rPr>
-        <w:t xml:space="preserve">The CV entry also lists "Systems-Based Approaches to Improve Patient Safety" and "Efficacy of AI assisted sim review in rural settings: randomized control study". The first reads like an AHRQ announcement title rather than a project; the second like a distinct study. If any proposal from the Mazur/Marks group that names Brian as senior/key personnel is still under review (for example a submission to PA-24-261), it must be entered as a separate </w:t>
-      </w:r>
-      <w:r>
-        <w:rPr>
-          <w:rFonts w:ascii="Times New Roman" w:hAnsi="Times New Roman" w:cs="Times New Roman" w:eastAsia="Times New Roman"/>
-          <w:b/>
-          <w:sz w:val="22"/>
-        </w:rPr>
-        <w:t>Pending</w:t>
-      </w:r>
-      <w:r>
-        <w:rPr>
-          <w:rFonts w:ascii="Times New Roman" w:hAnsi="Times New Roman" w:cs="Times New Roman" w:eastAsia="Times New Roman"/>
-          <w:sz w:val="22"/>
-        </w:rPr>
-        <w:t xml:space="preserve"> block with the same fields: title, proposal number if assigned, source, place, requested dates, requested total including indirects, person-months per year, objectives, and overlap. Ask UNC OSP (README, question 6).</w:t>
+        <w:t>Brian's Co-Investigator role ran 2024 - 2025 and the award's funding was withdrawn in 2026, so it is neither Current nor Pending. Its verified details are kept in the "Closed awards" section.</w:t>
       </w:r>
     </w:p>
     <w:p>
@@ -1964,7 +813,7 @@
           <w:color w:val="000000"/>
           <w:sz w:val="24"/>
         </w:rPr>
-        <w:t>Entry B - PENDING: this NSF proposal</w:t>
+        <w:t>Entry 1 - PENDING: this NSF proposal</w:t>
       </w:r>
     </w:p>
     <w:p>
@@ -2857,7 +1706,7 @@
                 <w:i w:val="0"/>
                 <w:sz w:val="22"/>
               </w:rPr>
-              <w:t xml:space="preserve">If the NSF work builds on the AHRQ project, say so explicitly and state that the scope, budget, and person-months do not overlap </w:t>
+              <w:t xml:space="preserve">"None" is correct while this is the only active or pending project. If Brian confirms any other support, state here whether its scope, budget, or person-months overlap </w:t>
             </w:r>
             <w:r>
               <w:rPr>
@@ -3278,7 +2127,7 @@
                 <w:i w:val="0"/>
                 <w:sz w:val="22"/>
               </w:rPr>
-              <w:t>Other pending proposals (any sponsor, including NIH/AHRQ or foundation submissions)</w:t>
+              <w:t>Other pending proposals (any sponsor; including any UNC Mazur/Marks-group submission that still names Brian)</w:t>
             </w:r>
           </w:p>
         </w:tc>
@@ -3298,7 +2147,7 @@
                 <w:i w:val="0"/>
                 <w:sz w:val="22"/>
               </w:rPr>
-              <w:t>Every proposal under consideration on which Brian is senior/key personnel is Pending.</w:t>
+              <w:t>Every proposal under consideration on which Brian is senior/key personnel is Pending. The CV's former AHRQ entry also mentioned "Efficacy of AI assisted sim review in rural settings"; if that is a live proposal naming him, it counts.</w:t>
             </w:r>
           </w:p>
         </w:tc>
@@ -3318,7 +2167,25 @@
                 <w:i w:val="0"/>
                 <w:sz w:val="22"/>
               </w:rPr>
-              <w:t>Add a Pending block per proposal.</w:t>
+              <w:t xml:space="preserve">Add a Pending block per proposal </w:t>
+            </w:r>
+            <w:r>
+              <w:rPr>
+                <w:rFonts w:ascii="Times New Roman" w:hAnsi="Times New Roman" w:cs="Times New Roman" w:eastAsia="Times New Roman"/>
+                <w:b/>
+                <w:i w:val="0"/>
+                <w:sz w:val="22"/>
+              </w:rPr>
+              <w:t>[CONFIRM]</w:t>
+            </w:r>
+            <w:r>
+              <w:rPr>
+                <w:rFonts w:ascii="Times New Roman" w:hAnsi="Times New Roman" w:cs="Times New Roman" w:eastAsia="Times New Roman"/>
+                <w:b w:val="0"/>
+                <w:i w:val="0"/>
+                <w:sz w:val="22"/>
+              </w:rPr>
+              <w:t>.</w:t>
             </w:r>
           </w:p>
         </w:tc>
@@ -3950,7 +2817,7 @@
           <w:rFonts w:ascii="Times New Roman" w:hAnsi="Times New Roman" w:cs="Times New Roman" w:eastAsia="Times New Roman"/>
           <w:sz w:val="22"/>
         </w:rPr>
-        <w:t xml:space="preserve"> that no collaborator supplies datasets, compute, equipment, or staff for Brian's research at or above $5,000 - the UNC AHRQ team's data access is part of the funded award, not a separate in-kind contribution, unless UNC provides it outside the award.</w:t>
+        <w:t xml:space="preserve"> that no collaborator (including the UNC group, now that the AHRQ award has ended) supplies datasets, compute, equipment, or staff for Brian's research at or above $5,000.</w:t>
       </w:r>
     </w:p>
     <w:p>
@@ -4034,7 +2901,7 @@
           <w:rFonts w:ascii="Times New Roman" w:hAnsi="Times New Roman" w:cs="Times New Roman" w:eastAsia="Times New Roman"/>
           <w:sz w:val="22"/>
         </w:rPr>
-        <w:t>UNC Chapel Hill: Adjunct Assistant Professor (2025 - present). Unpaid adjunct appointment: biosketch only. [CONFIRM] it carries no salary; if UNC pays Brian for AHRQ effort through this appointment, that is the Entry A effort, not a separate entry.</w:t>
+        <w:t>UNC Chapel Hill: Adjunct Assistant Professor (2025 - present). Unpaid adjunct appointment: biosketch only. [CONFIRM] it carries no salary or research resources now that the AHRQ award has ended.</w:t>
       </w:r>
     </w:p>
     <w:p>
@@ -4234,6 +3101,86 @@
                 <w:sz w:val="22"/>
               </w:rPr>
               <w:t>Why not reported</w:t>
+            </w:r>
+          </w:p>
+        </w:tc>
+      </w:tr>
+      <w:tr>
+        <w:tc>
+          <w:tcPr>
+            <w:tcW w:type="dxa" w:w="3312"/>
+          </w:tcPr>
+          <w:p>
+            <w:pPr>
+              <w:spacing w:after="40" w:before="0"/>
+            </w:pPr>
+            <w:r/>
+            <w:r>
+              <w:rPr>
+                <w:rFonts w:ascii="Times New Roman" w:hAnsi="Times New Roman" w:cs="Times New Roman" w:eastAsia="Times New Roman"/>
+                <w:b/>
+                <w:i w:val="0"/>
+                <w:sz w:val="22"/>
+              </w:rPr>
+              <w:t>AHRQ R18 HS029474, Co-Investigator (UNC Chapel Hill; PIs L. Mazur and L. B. Marks). Development and Assessment of Artificial Intelligence (AI)-Enhanced Pre-treatment Peer-review Process to Improve Patient Safety in Radiation Oncology</w:t>
+            </w:r>
+          </w:p>
+        </w:tc>
+        <w:tc>
+          <w:tcPr>
+            <w:tcW w:type="dxa" w:w="2880"/>
+          </w:tcPr>
+          <w:p>
+            <w:pPr>
+              <w:spacing w:after="40" w:before="0"/>
+            </w:pPr>
+            <w:r/>
+            <w:r>
+              <w:rPr>
+                <w:rFonts w:ascii="Times New Roman" w:hAnsi="Times New Roman" w:cs="Times New Roman" w:eastAsia="Times New Roman"/>
+                <w:b w:val="0"/>
+                <w:i w:val="0"/>
+                <w:sz w:val="22"/>
+              </w:rPr>
+              <w:t>Role 2024 - 2025. Award period 04/2024 - 03/2027 as issued; $1,345,650 total (AHRQ); $450,000 per year posted for FY2024 and FY2025</w:t>
+            </w:r>
+          </w:p>
+        </w:tc>
+        <w:tc>
+          <w:tcPr>
+            <w:tcW w:type="dxa" w:w="3168"/>
+          </w:tcPr>
+          <w:p>
+            <w:pPr>
+              <w:spacing w:after="40" w:before="0"/>
+            </w:pPr>
+            <w:r/>
+            <w:r>
+              <w:rPr>
+                <w:rFonts w:ascii="Times New Roman" w:hAnsi="Times New Roman" w:cs="Times New Roman" w:eastAsia="Times New Roman"/>
+                <w:b w:val="0"/>
+                <w:i w:val="0"/>
+                <w:sz w:val="22"/>
+              </w:rPr>
+              <w:t xml:space="preserve">Brian's Co-I role ended with his 2025 move to UCSD, and the award's funding was withdrawn in 2026 (Brian, 10/27/2026). No current effort or ongoing obligation. </w:t>
+            </w:r>
+            <w:r>
+              <w:rPr>
+                <w:rFonts w:ascii="Times New Roman" w:hAnsi="Times New Roman" w:cs="Times New Roman" w:eastAsia="Times New Roman"/>
+                <w:b/>
+                <w:i w:val="0"/>
+                <w:sz w:val="22"/>
+              </w:rPr>
+              <w:t>[CONFIRM]</w:t>
+            </w:r>
+            <w:r>
+              <w:rPr>
+                <w:rFonts w:ascii="Times New Roman" w:hAnsi="Times New Roman" w:cs="Times New Roman" w:eastAsia="Times New Roman"/>
+                <w:b w:val="0"/>
+                <w:i w:val="0"/>
+                <w:sz w:val="22"/>
+              </w:rPr>
+              <w:t xml:space="preserve"> no open deliverable (final report, data transfer) remains that involves him. The CV and NIH biosketch now read R18 HS029474, 2024 - 2025.</w:t>
             </w:r>
           </w:p>
         </w:tc>
@@ -4512,6 +3459,178 @@
     </w:p>
     <w:p>
       <w:pPr>
+        <w:spacing w:after="40" w:before="0"/>
+      </w:pPr>
+      <w:r>
+        <w:rPr>
+          <w:rFonts w:ascii="Times New Roman" w:hAnsi="Times New Roman" w:cs="Times New Roman" w:eastAsia="Times New Roman"/>
+          <w:b/>
+          <w:sz w:val="22"/>
+        </w:rPr>
+        <w:t>Public record of the AHRQ R18, kept for traceability</w:t>
+      </w:r>
+    </w:p>
+    <w:p>
+      <w:pPr>
+        <w:spacing w:after="40" w:before="0"/>
+      </w:pPr>
+      <w:r>
+        <w:rPr>
+          <w:rFonts w:ascii="Times New Roman" w:hAnsi="Times New Roman" w:cs="Times New Roman" w:eastAsia="Times New Roman"/>
+          <w:sz w:val="22"/>
+        </w:rPr>
+        <w:t xml:space="preserve">Before Brian's answer, the CV and NIH biosketch described this award as a 2024 "R-01" under "Examining the Impact of Artificial Intelligence on Healthcare Safety". The public databases show it is an </w:t>
+      </w:r>
+      <w:r>
+        <w:rPr>
+          <w:rFonts w:ascii="Times New Roman" w:hAnsi="Times New Roman" w:cs="Times New Roman" w:eastAsia="Times New Roman"/>
+          <w:b/>
+          <w:sz w:val="22"/>
+        </w:rPr>
+        <w:t>R18</w:t>
+      </w:r>
+      <w:r>
+        <w:rPr>
+          <w:rFonts w:ascii="Times New Roman" w:hAnsi="Times New Roman" w:cs="Times New Roman" w:eastAsia="Times New Roman"/>
+          <w:sz w:val="22"/>
+        </w:rPr>
+        <w:t xml:space="preserve"> (Research Demonstration and Dissemination Project), </w:t>
+      </w:r>
+      <w:r>
+        <w:rPr>
+          <w:rFonts w:ascii="Times New Roman" w:hAnsi="Times New Roman" w:cs="Times New Roman" w:eastAsia="Times New Roman"/>
+          <w:b/>
+          <w:sz w:val="22"/>
+        </w:rPr>
+        <w:t>R18 HS029474</w:t>
+      </w:r>
+      <w:r>
+        <w:rPr>
+          <w:rFonts w:ascii="Times New Roman" w:hAnsi="Times New Roman" w:cs="Times New Roman" w:eastAsia="Times New Roman"/>
+          <w:sz w:val="22"/>
+        </w:rPr>
+        <w:t xml:space="preserve"> (1R18HS029474-01A1, then 5R18HS029474-02), awarded 03/28/2024 under PA-21-267 "Making Health Care Safer in Ambulatory Care Settings and Long-term Care Facilities (R18)"; "Examining the Impact of AI on Healthcare Safety" is a different announcement (PA-24-261). RePORTER lists PIs only, so Brian's role was never visible there. Sources:</w:t>
+      </w:r>
+    </w:p>
+    <w:p>
+      <w:pPr>
+        <w:pStyle w:val="ListBullet"/>
+        <w:spacing w:after="60"/>
+      </w:pPr>
+      <w:r>
+        <w:rPr>
+          <w:rFonts w:ascii="Times New Roman" w:hAnsi="Times New Roman" w:cs="Times New Roman" w:eastAsia="Times New Roman"/>
+          <w:sz w:val="22"/>
+        </w:rPr>
+        <w:t>NIH RePORTER, FY2024 record 1R18HS029474-01A1 (title, dates, PIs, abstract, costs): https://reporter.nih.gov/project-details/10839671</w:t>
+      </w:r>
+    </w:p>
+    <w:p>
+      <w:pPr>
+        <w:pStyle w:val="ListBullet"/>
+        <w:spacing w:after="60"/>
+      </w:pPr>
+      <w:r>
+        <w:rPr>
+          <w:rFonts w:ascii="Times New Roman" w:hAnsi="Times New Roman" w:cs="Times New Roman" w:eastAsia="Times New Roman"/>
+          <w:sz w:val="22"/>
+        </w:rPr>
+        <w:t>NIH RePORTER, FY2025 record 5R18HS029474-02 (budget period 04/2025-03/2026): https://reporter.nih.gov/project-details/11062383</w:t>
+      </w:r>
+    </w:p>
+    <w:p>
+      <w:pPr>
+        <w:pStyle w:val="ListBullet"/>
+        <w:spacing w:after="60"/>
+      </w:pPr>
+      <w:r>
+        <w:rPr>
+          <w:rFonts w:ascii="Times New Roman" w:hAnsi="Times New Roman" w:cs="Times New Roman" w:eastAsia="Times New Roman"/>
+          <w:sz w:val="22"/>
+        </w:rPr>
+        <w:t>AHRQ Digital Healthcare Research project listing (total $1,345,650; period 04/01/2024-03/31/2027): https://digital.ahrq.gov/ahrq-funded-projects/development-and-assessment-artificial-intelligence-ai-enhanced-pretreatment</w:t>
+      </w:r>
+    </w:p>
+    <w:p>
+      <w:pPr>
+        <w:pStyle w:val="ListBullet"/>
+        <w:spacing w:after="60"/>
+      </w:pPr>
+      <w:r>
+        <w:rPr>
+          <w:rFonts w:ascii="Times New Roman" w:hAnsi="Times New Roman" w:cs="Times New Roman" w:eastAsia="Times New Roman"/>
+          <w:sz w:val="22"/>
+        </w:rPr>
+        <w:t>UNC School of Medicine announcement, 04/2024 ("$1.3 million", three-year project): https://www.med.unc.edu/intranet/2024/04/mazur-and-marks-receive-1-3-million-to-develop-ai-algorithms-to-enhance-patient-safety/</w:t>
+      </w:r>
+    </w:p>
+    <w:p>
+      <w:pPr>
+        <w:pStyle w:val="ListBullet"/>
+        <w:spacing w:after="60"/>
+      </w:pPr>
+      <w:r>
+        <w:rPr>
+          <w:rFonts w:ascii="Times New Roman" w:hAnsi="Times New Roman" w:cs="Times New Roman" w:eastAsia="Times New Roman"/>
+          <w:sz w:val="22"/>
+        </w:rPr>
+        <w:t>Funding opportunity the award was made under, PA-21-267: https://grants.nih.gov/grants/guide/pa-files/PA-21-267.html</w:t>
+      </w:r>
+    </w:p>
+    <w:p>
+      <w:pPr>
+        <w:pStyle w:val="ListBullet"/>
+        <w:spacing w:after="60"/>
+      </w:pPr>
+      <w:r>
+        <w:rPr>
+          <w:rFonts w:ascii="Times New Roman" w:hAnsi="Times New Roman" w:cs="Times New Roman" w:eastAsia="Times New Roman"/>
+          <w:sz w:val="22"/>
+        </w:rPr>
+        <w:t>The announcement whose title the CV formerly used, PA-24-261 (a different NOFO): https://grants.nih.gov/grants/guide/pa-files/PA-24-261.html</w:t>
+      </w:r>
+    </w:p>
+    <w:p>
+      <w:pPr>
+        <w:pStyle w:val="ListBullet"/>
+        <w:spacing w:after="60"/>
+      </w:pPr>
+      <w:r>
+        <w:rPr>
+          <w:rFonts w:ascii="Times New Roman" w:hAnsi="Times New Roman" w:cs="Times New Roman" w:eastAsia="Times New Roman"/>
+          <w:sz w:val="22"/>
+        </w:rPr>
+        <w:t>ClinicalTrials.gov NCT07463833, the Aim 2 stepped-wedge trial (sponsor UNC Lineberger; started 06/2026): https://clinicaltrials.gov/study/NCT07463833</w:t>
+      </w:r>
+    </w:p>
+    <w:p>
+      <w:pPr>
+        <w:pStyle w:val="ListBullet"/>
+        <w:spacing w:after="60"/>
+      </w:pPr>
+      <w:r>
+        <w:rPr>
+          <w:rFonts w:ascii="Times New Roman" w:hAnsi="Times New Roman" w:cs="Times New Roman" w:eastAsia="Times New Roman"/>
+          <w:sz w:val="22"/>
+        </w:rPr>
+        <w:t>HSRProj could not be searched: NLM retired it on 09/14/2021: https://www.nlm.nih.gov/pubs/techbull/mj21/mj21_nichsr.html</w:t>
+      </w:r>
+    </w:p>
+    <w:p>
+      <w:pPr>
+        <w:pStyle w:val="ListBullet"/>
+        <w:spacing w:after="60"/>
+      </w:pPr>
+      <w:r>
+        <w:rPr>
+          <w:rFonts w:ascii="Times New Roman" w:hAnsi="Times New Roman" w:cs="Times New Roman" w:eastAsia="Times New Roman"/>
+          <w:sz w:val="22"/>
+        </w:rPr>
+        <w:t>The withdrawal of funding is not yet reflected in RePORTER or on AHRQ's page as of 10/27/2026; those listings still show the award as issued.</w:t>
+      </w:r>
+    </w:p>
+    <w:p>
+      <w:pPr>
         <w:pStyle w:val="Heading1"/>
         <w:keepNext/>
         <w:spacing w:before="280" w:after="80"/>
@@ -4624,317 +3743,7 @@
                 <w:i w:val="0"/>
                 <w:sz w:val="22"/>
               </w:rPr>
-              <w:t>Whether he is still Co-I on R18 HS029474 with non-zero effort after the 2025 move; whether a UNC-to-UCSD subaward exists</w:t>
-            </w:r>
-          </w:p>
-        </w:tc>
-        <w:tc>
-          <w:tcPr>
-            <w:tcW w:type="dxa" w:w="2880"/>
-          </w:tcPr>
-          <w:p>
-            <w:pPr>
-              <w:spacing w:after="40" w:before="0"/>
-            </w:pPr>
-            <w:r/>
-            <w:r>
-              <w:rPr>
-                <w:rFonts w:ascii="Times New Roman" w:hAnsi="Times New Roman" w:cs="Times New Roman" w:eastAsia="Times New Roman"/>
-                <w:b w:val="0"/>
-                <w:i w:val="0"/>
-                <w:sz w:val="22"/>
-              </w:rPr>
-              <w:t>UNC Office of Sponsored Programs (OSP) / the Mazur-Marks research administrator; UCSD HS SPPO if a subaward</w:t>
-            </w:r>
-          </w:p>
-        </w:tc>
-        <w:tc>
-          <w:tcPr>
-            <w:tcW w:type="dxa" w:w="2592"/>
-          </w:tcPr>
-          <w:p>
-            <w:pPr>
-              <w:spacing w:after="40" w:before="0"/>
-            </w:pPr>
-            <w:r/>
-            <w:r>
-              <w:rPr>
-                <w:rFonts w:ascii="Times New Roman" w:hAnsi="Times New Roman" w:cs="Times New Roman" w:eastAsia="Times New Roman"/>
-                <w:b w:val="0"/>
-                <w:i w:val="0"/>
-                <w:sz w:val="22"/>
-              </w:rPr>
-              <w:t>Entry A: Status, Source of support, Place of performance</w:t>
-            </w:r>
-          </w:p>
-        </w:tc>
-      </w:tr>
-      <w:tr>
-        <w:tc>
-          <w:tcPr>
-            <w:tcW w:type="dxa" w:w="3888"/>
-          </w:tcPr>
-          <w:p>
-            <w:pPr>
-              <w:spacing w:after="40" w:before="0"/>
-            </w:pPr>
-            <w:r/>
-            <w:r>
-              <w:rPr>
-                <w:rFonts w:ascii="Times New Roman" w:hAnsi="Times New Roman" w:cs="Times New Roman" w:eastAsia="Times New Roman"/>
-                <w:b/>
-                <w:i w:val="0"/>
-                <w:sz w:val="22"/>
-              </w:rPr>
-              <w:t>Person-months for budget year 3 (04/2026 - 03/2027) and any extension year</w:t>
-            </w:r>
-          </w:p>
-        </w:tc>
-        <w:tc>
-          <w:tcPr>
-            <w:tcW w:type="dxa" w:w="2880"/>
-          </w:tcPr>
-          <w:p>
-            <w:pPr>
-              <w:spacing w:after="40" w:before="0"/>
-            </w:pPr>
-            <w:r/>
-            <w:r>
-              <w:rPr>
-                <w:rFonts w:ascii="Times New Roman" w:hAnsi="Times New Roman" w:cs="Times New Roman" w:eastAsia="Times New Roman"/>
-                <w:b w:val="0"/>
-                <w:i w:val="0"/>
-                <w:sz w:val="22"/>
-              </w:rPr>
-              <w:t>UNC OSP / award budget</w:t>
-            </w:r>
-          </w:p>
-        </w:tc>
-        <w:tc>
-          <w:tcPr>
-            <w:tcW w:type="dxa" w:w="2592"/>
-          </w:tcPr>
-          <w:p>
-            <w:pPr>
-              <w:spacing w:after="40" w:before="0"/>
-            </w:pPr>
-            <w:r/>
-            <w:r>
-              <w:rPr>
-                <w:rFonts w:ascii="Times New Roman" w:hAnsi="Times New Roman" w:cs="Times New Roman" w:eastAsia="Times New Roman"/>
-                <w:b w:val="0"/>
-                <w:i w:val="0"/>
-                <w:sz w:val="22"/>
-              </w:rPr>
-              <w:t>Entry A: Person-months</w:t>
-            </w:r>
-          </w:p>
-        </w:tc>
-      </w:tr>
-      <w:tr>
-        <w:tc>
-          <w:tcPr>
-            <w:tcW w:type="dxa" w:w="3888"/>
-          </w:tcPr>
-          <w:p>
-            <w:pPr>
-              <w:spacing w:after="40" w:before="0"/>
-            </w:pPr>
-            <w:r/>
-            <w:r>
-              <w:rPr>
-                <w:rFonts w:ascii="Times New Roman" w:hAnsi="Times New Roman" w:cs="Times New Roman" w:eastAsia="Times New Roman"/>
-                <w:b/>
-                <w:i w:val="0"/>
-                <w:sz w:val="22"/>
-              </w:rPr>
-              <w:t>Confirmation of the total award ($1,345,650) or the subaward total to UCSD, and the budget-period dates</w:t>
-            </w:r>
-          </w:p>
-        </w:tc>
-        <w:tc>
-          <w:tcPr>
-            <w:tcW w:type="dxa" w:w="2880"/>
-          </w:tcPr>
-          <w:p>
-            <w:pPr>
-              <w:spacing w:after="40" w:before="0"/>
-            </w:pPr>
-            <w:r/>
-            <w:r>
-              <w:rPr>
-                <w:rFonts w:ascii="Times New Roman" w:hAnsi="Times New Roman" w:cs="Times New Roman" w:eastAsia="Times New Roman"/>
-                <w:b w:val="0"/>
-                <w:i w:val="0"/>
-                <w:sz w:val="22"/>
-              </w:rPr>
-              <w:t>UNC OSP</w:t>
-            </w:r>
-          </w:p>
-        </w:tc>
-        <w:tc>
-          <w:tcPr>
-            <w:tcW w:type="dxa" w:w="2592"/>
-          </w:tcPr>
-          <w:p>
-            <w:pPr>
-              <w:spacing w:after="40" w:before="0"/>
-            </w:pPr>
-            <w:r/>
-            <w:r>
-              <w:rPr>
-                <w:rFonts w:ascii="Times New Roman" w:hAnsi="Times New Roman" w:cs="Times New Roman" w:eastAsia="Times New Roman"/>
-                <w:b w:val="0"/>
-                <w:i w:val="0"/>
-                <w:sz w:val="22"/>
-              </w:rPr>
-              <w:t>Entry A: Total amount, Start/End</w:t>
-            </w:r>
-          </w:p>
-        </w:tc>
-      </w:tr>
-      <w:tr>
-        <w:tc>
-          <w:tcPr>
-            <w:tcW w:type="dxa" w:w="3888"/>
-          </w:tcPr>
-          <w:p>
-            <w:pPr>
-              <w:spacing w:after="40" w:before="0"/>
-            </w:pPr>
-            <w:r/>
-            <w:r>
-              <w:rPr>
-                <w:rFonts w:ascii="Times New Roman" w:hAnsi="Times New Roman" w:cs="Times New Roman" w:eastAsia="Times New Roman"/>
-                <w:b/>
-                <w:i w:val="0"/>
-                <w:sz w:val="22"/>
-              </w:rPr>
-              <w:t>Brian's stated responsibilities on the award</w:t>
-            </w:r>
-          </w:p>
-        </w:tc>
-        <w:tc>
-          <w:tcPr>
-            <w:tcW w:type="dxa" w:w="2880"/>
-          </w:tcPr>
-          <w:p>
-            <w:pPr>
-              <w:spacing w:after="40" w:before="0"/>
-            </w:pPr>
-            <w:r/>
-            <w:r>
-              <w:rPr>
-                <w:rFonts w:ascii="Times New Roman" w:hAnsi="Times New Roman" w:cs="Times New Roman" w:eastAsia="Times New Roman"/>
-                <w:b w:val="0"/>
-                <w:i w:val="0"/>
-                <w:sz w:val="22"/>
-              </w:rPr>
-              <w:t>Award budget justification / Dr. Mazur</w:t>
-            </w:r>
-          </w:p>
-        </w:tc>
-        <w:tc>
-          <w:tcPr>
-            <w:tcW w:type="dxa" w:w="2592"/>
-          </w:tcPr>
-          <w:p>
-            <w:pPr>
-              <w:spacing w:after="40" w:before="0"/>
-            </w:pPr>
-            <w:r/>
-            <w:r>
-              <w:rPr>
-                <w:rFonts w:ascii="Times New Roman" w:hAnsi="Times New Roman" w:cs="Times New Roman" w:eastAsia="Times New Roman"/>
-                <w:b w:val="0"/>
-                <w:i w:val="0"/>
-                <w:sz w:val="22"/>
-              </w:rPr>
-              <w:t>Entry A: Objectives (role sentence)</w:t>
-            </w:r>
-          </w:p>
-        </w:tc>
-      </w:tr>
-      <w:tr>
-        <w:tc>
-          <w:tcPr>
-            <w:tcW w:type="dxa" w:w="3888"/>
-          </w:tcPr>
-          <w:p>
-            <w:pPr>
-              <w:spacing w:after="40" w:before="0"/>
-            </w:pPr>
-            <w:r/>
-            <w:r>
-              <w:rPr>
-                <w:rFonts w:ascii="Times New Roman" w:hAnsi="Times New Roman" w:cs="Times New Roman" w:eastAsia="Times New Roman"/>
-                <w:b/>
-                <w:i w:val="0"/>
-                <w:sz w:val="22"/>
-              </w:rPr>
-              <w:t>Any pending proposals from the UNC group or elsewhere naming him as senior/key personnel</w:t>
-            </w:r>
-          </w:p>
-        </w:tc>
-        <w:tc>
-          <w:tcPr>
-            <w:tcW w:type="dxa" w:w="2880"/>
-          </w:tcPr>
-          <w:p>
-            <w:pPr>
-              <w:spacing w:after="40" w:before="0"/>
-            </w:pPr>
-            <w:r/>
-            <w:r>
-              <w:rPr>
-                <w:rFonts w:ascii="Times New Roman" w:hAnsi="Times New Roman" w:cs="Times New Roman" w:eastAsia="Times New Roman"/>
-                <w:b w:val="0"/>
-                <w:i w:val="0"/>
-                <w:sz w:val="22"/>
-              </w:rPr>
-              <w:t>UNC OSP; Brian</w:t>
-            </w:r>
-          </w:p>
-        </w:tc>
-        <w:tc>
-          <w:tcPr>
-            <w:tcW w:type="dxa" w:w="2592"/>
-          </w:tcPr>
-          <w:p>
-            <w:pPr>
-              <w:spacing w:after="40" w:before="0"/>
-            </w:pPr>
-            <w:r/>
-            <w:r>
-              <w:rPr>
-                <w:rFonts w:ascii="Times New Roman" w:hAnsi="Times New Roman" w:cs="Times New Roman" w:eastAsia="Times New Roman"/>
-                <w:b w:val="0"/>
-                <w:i w:val="0"/>
-                <w:sz w:val="22"/>
-              </w:rPr>
-              <w:t>Additional Pending blocks</w:t>
-            </w:r>
-          </w:p>
-        </w:tc>
-      </w:tr>
-      <w:tr>
-        <w:tc>
-          <w:tcPr>
-            <w:tcW w:type="dxa" w:w="3888"/>
-          </w:tcPr>
-          <w:p>
-            <w:pPr>
-              <w:spacing w:after="40" w:before="0"/>
-            </w:pPr>
-            <w:r/>
-            <w:r>
-              <w:rPr>
-                <w:rFonts w:ascii="Times New Roman" w:hAnsi="Times New Roman" w:cs="Times New Roman" w:eastAsia="Times New Roman"/>
-                <w:b/>
-                <w:i w:val="0"/>
-                <w:sz w:val="22"/>
-              </w:rPr>
-              <w:t>NSF proposal title, requested dates, total requested including F&amp;A, person-months per year, program</w:t>
+              <w:t>NSF proposal title, program/solicitation, requested dates, total requested including F&amp;A, person-months per year</w:t>
             </w:r>
           </w:p>
         </w:tc>
@@ -4974,7 +3783,7 @@
                 <w:i w:val="0"/>
                 <w:sz w:val="22"/>
               </w:rPr>
-              <w:t>Entry B: all fields</w:t>
+              <w:t>Entry 1: all fields</w:t>
             </w:r>
           </w:p>
         </w:tc>
@@ -5036,7 +3845,69 @@
                 <w:i w:val="0"/>
                 <w:sz w:val="22"/>
               </w:rPr>
-              <w:t>Section 1; Entry B: Place of performance</w:t>
+              <w:t>Section 1; Entry 1: Place of performance</w:t>
+            </w:r>
+          </w:p>
+        </w:tc>
+      </w:tr>
+      <w:tr>
+        <w:tc>
+          <w:tcPr>
+            <w:tcW w:type="dxa" w:w="3888"/>
+          </w:tcPr>
+          <w:p>
+            <w:pPr>
+              <w:spacing w:after="40" w:before="0"/>
+            </w:pPr>
+            <w:r/>
+            <w:r>
+              <w:rPr>
+                <w:rFonts w:ascii="Times New Roman" w:hAnsi="Times New Roman" w:cs="Times New Roman" w:eastAsia="Times New Roman"/>
+                <w:b/>
+                <w:i w:val="0"/>
+                <w:sz w:val="22"/>
+              </w:rPr>
+              <w:t>Any pending proposals, from the UNC group or elsewhere, naming him as senior/key personnel</w:t>
+            </w:r>
+          </w:p>
+        </w:tc>
+        <w:tc>
+          <w:tcPr>
+            <w:tcW w:type="dxa" w:w="2880"/>
+          </w:tcPr>
+          <w:p>
+            <w:pPr>
+              <w:spacing w:after="40" w:before="0"/>
+            </w:pPr>
+            <w:r/>
+            <w:r>
+              <w:rPr>
+                <w:rFonts w:ascii="Times New Roman" w:hAnsi="Times New Roman" w:cs="Times New Roman" w:eastAsia="Times New Roman"/>
+                <w:b w:val="0"/>
+                <w:i w:val="0"/>
+                <w:sz w:val="22"/>
+              </w:rPr>
+              <w:t>Brian</w:t>
+            </w:r>
+          </w:p>
+        </w:tc>
+        <w:tc>
+          <w:tcPr>
+            <w:tcW w:type="dxa" w:w="2592"/>
+          </w:tcPr>
+          <w:p>
+            <w:pPr>
+              <w:spacing w:after="40" w:before="0"/>
+            </w:pPr>
+            <w:r/>
+            <w:r>
+              <w:rPr>
+                <w:rFonts w:ascii="Times New Roman" w:hAnsi="Times New Roman" w:cs="Times New Roman" w:eastAsia="Times New Roman"/>
+                <w:b w:val="0"/>
+                <w:i w:val="0"/>
+                <w:sz w:val="22"/>
+              </w:rPr>
+              <w:t>Additional Pending blocks</w:t>
             </w:r>
           </w:p>
         </w:tc>
@@ -5120,7 +3991,7 @@
                 <w:i w:val="0"/>
                 <w:sz w:val="22"/>
               </w:rPr>
-              <w:t>Overlap wording once the NSF aims are final</w:t>
+              <w:t>Confirmation that nothing remains open on the AHRQ R18 (deliverables involving him) or the SIR grant</w:t>
             </w:r>
           </w:p>
         </w:tc>
@@ -5160,7 +4031,69 @@
                 <w:i w:val="0"/>
                 <w:sz w:val="22"/>
               </w:rPr>
-              <w:t>Entries A and B: Overlap statement</w:t>
+              <w:t>Closed-awards table (no entry if confirmed)</w:t>
+            </w:r>
+          </w:p>
+        </w:tc>
+      </w:tr>
+      <w:tr>
+        <w:tc>
+          <w:tcPr>
+            <w:tcW w:type="dxa" w:w="3888"/>
+          </w:tcPr>
+          <w:p>
+            <w:pPr>
+              <w:spacing w:after="40" w:before="0"/>
+            </w:pPr>
+            <w:r/>
+            <w:r>
+              <w:rPr>
+                <w:rFonts w:ascii="Times New Roman" w:hAnsi="Times New Roman" w:cs="Times New Roman" w:eastAsia="Times New Roman"/>
+                <w:b/>
+                <w:i w:val="0"/>
+                <w:sz w:val="22"/>
+              </w:rPr>
+              <w:t>Overlap wording if any other support is confirmed</w:t>
+            </w:r>
+          </w:p>
+        </w:tc>
+        <w:tc>
+          <w:tcPr>
+            <w:tcW w:type="dxa" w:w="2880"/>
+          </w:tcPr>
+          <w:p>
+            <w:pPr>
+              <w:spacing w:after="40" w:before="0"/>
+            </w:pPr>
+            <w:r/>
+            <w:r>
+              <w:rPr>
+                <w:rFonts w:ascii="Times New Roman" w:hAnsi="Times New Roman" w:cs="Times New Roman" w:eastAsia="Times New Roman"/>
+                <w:b w:val="0"/>
+                <w:i w:val="0"/>
+                <w:sz w:val="22"/>
+              </w:rPr>
+              <w:t>Brian</w:t>
+            </w:r>
+          </w:p>
+        </w:tc>
+        <w:tc>
+          <w:tcPr>
+            <w:tcW w:type="dxa" w:w="2592"/>
+          </w:tcPr>
+          <w:p>
+            <w:pPr>
+              <w:spacing w:after="40" w:before="0"/>
+            </w:pPr>
+            <w:r/>
+            <w:r>
+              <w:rPr>
+                <w:rFonts w:ascii="Times New Roman" w:hAnsi="Times New Roman" w:cs="Times New Roman" w:eastAsia="Times New Roman"/>
+                <w:b w:val="0"/>
+                <w:i w:val="0"/>
+                <w:sz w:val="22"/>
+              </w:rPr>
+              <w:t>Entry 1: Overlap statement</w:t>
             </w:r>
           </w:p>
         </w:tc>
